--- a/pr-preview/pr-15/chapters/code-repositories.docx
+++ b/pr-preview/pr-15/chapters/code-repositories.docx
@@ -15,7 +15,7 @@
         <w:pStyle w:val="Date"/>
       </w:pPr>
       <w:r>
-        <w:t xml:space="preserve">Last modified: 2026-10-11 23:36:09 (PDT)</w:t>
+        <w:t xml:space="preserve">Last modified: 2026-10-12 01:03:54 (PDT)</w:t>
       </w:r>
     </w:p>
     <w:p>

--- a/pr-preview/pr-15/chapters/code-repositories.docx
+++ b/pr-preview/pr-15/chapters/code-repositories.docx
@@ -15,7 +15,7 @@
         <w:pStyle w:val="Date"/>
       </w:pPr>
       <w:r>
-        <w:t xml:space="preserve">Last modified: 2026-10-12 01:03:54 (PDT)</w:t>
+        <w:t xml:space="preserve">Last modified: 2026-10-12 01:10:28 (PDT)</w:t>
       </w:r>
     </w:p>
     <w:p>
@@ -47,7 +47,7 @@
         <w:t xml:space="preserve">This provides benefits for reproducibility, collaboration, and code quality even for analysis-only projects.</w:t>
       </w:r>
     </w:p>
-    <w:bookmarkStart w:id="13" w:name="template-repositories"/>
+    <w:bookmarkStart w:id="13" w:name="sec-template-repositories"/>
     <w:p>
       <w:pPr>
         <w:pStyle w:val="Heading2"/>
@@ -337,7 +337,7 @@
     </w:p>
     <w:bookmarkEnd w:id="12"/>
     <w:bookmarkEnd w:id="13"/>
-    <w:bookmarkStart w:id="23" w:name="package-structure"/>
+    <w:bookmarkStart w:id="23" w:name="sec-package-structure"/>
     <w:p>
       <w:pPr>
         <w:pStyle w:val="Heading2"/>
@@ -3479,7 +3479,7 @@
     </w:p>
     <w:bookmarkEnd w:id="22"/>
     <w:bookmarkEnd w:id="23"/>
-    <w:bookmarkStart w:id="24" w:name="rproj-files"/>
+    <w:bookmarkStart w:id="24" w:name="sec-rproj-files"/>
     <w:p>
       <w:pPr>
         <w:pStyle w:val="Heading2"/>
@@ -3551,7 +3551,7 @@
       </w:r>
     </w:p>
     <w:bookmarkEnd w:id="24"/>
-    <w:bookmarkStart w:id="29" w:name="organizing-the-data-raw-folder"/>
+    <w:bookmarkStart w:id="29" w:name="sec-organizing-the-data-raw-folder"/>
     <w:p>
       <w:pPr>
         <w:pStyle w:val="Heading2"/>
